--- a/Module Edit Docs/N1 - Edit Doc.docx
+++ b/Module Edit Docs/N1 - Edit Doc.docx
@@ -591,7 +591,7 @@
           <w:color w:val="9A6B00"/>
           <w:sz w:val="19"/>
         </w:rPr>
-        <w:t>[Offshoot / At-the-Bedside link: At the bedside. With VO₂ invisible, clinicians lean on cheap surrogates for delivery: is the brain clouded (altered mental status), the urine output falling (under about 30 mL/hr), the skin cool, mottled, or slow to refill (capillary refill &gt; 3 s)? Supporting signs include a MAP under 65 mmHg, a lactate over 3, tachycardia, and tachypnea. Each is a rough marker of low CO or DO₂, and each can mislead in a sedated, dialyzed, or vasopressor-supported patient, which is why we corroborate rather than trust any one of them alone. We will cover this in more depth ahead.]</w:t>
+        <w:t>[Offshoot / At-the-Bedside link: With VO₂ invisible, clinicians lean on cheap surrogates for delivery: is the brain clouded (altered mental status), the urine output falling (under about 30 mL/hr), the skin cool, mottled, or slow to refill (capillary refill &gt; 3 s)? Supporting signs include a MAP under 65 mmHg, a lactate over 3, tachycardia, and tachypnea. Each is a rough marker of low CO or DO₂, and each can mislead in a sedated, dialyzed, or vasopressor-supported patient, which is why we corroborate rather than trust any one of them alone. We will cover this in more depth ahead.]</w:t>
       </w:r>
     </w:p>
     <w:p>
